--- a/CÔNG TY TNHH VENUS MANUFACTURING/Notes.docx
+++ b/CÔNG TY TNHH VENUS MANUFACTURING/Notes.docx
@@ -278,7 +278,39 @@
           <w:sz w:val="24"/>
           <w:szCs w:val="24"/>
         </w:rPr>
-        <w:t xml:space="preserve"> Số 12/1 Đường Khánh Bình 41, Tổ 2, Phường Khánh Bình, Thành phố Tân Uyên, Tỉnh Bình Dương, Việt Nam </w:t>
+        <w:t xml:space="preserve"> </w:t>
+      </w:r>
+      <w:r>
+        <w:rPr>
+          <w:rFonts w:ascii="Times New Roman" w:eastAsia="Times New Roman" w:hAnsi="Times New Roman" w:cs="Times New Roman"/>
+          <w:sz w:val="24"/>
+          <w:szCs w:val="24"/>
+        </w:rPr>
+        <w:t xml:space="preserve">Số 12/1 Đường Khánh Bình 41, Tổ 2, Phường </w:t>
+      </w:r>
+      <w:r>
+        <w:rPr>
+          <w:rFonts w:ascii="Times New Roman" w:eastAsia="Times New Roman" w:hAnsi="Times New Roman" w:cs="Times New Roman"/>
+          <w:sz w:val="24"/>
+          <w:szCs w:val="24"/>
+        </w:rPr>
+        <w:t>Tân Hiệp, Thành phố Hồ Chí Minh</w:t>
+      </w:r>
+      <w:r>
+        <w:rPr>
+          <w:rFonts w:ascii="Times New Roman" w:eastAsia="Times New Roman" w:hAnsi="Times New Roman" w:cs="Times New Roman"/>
+          <w:sz w:val="24"/>
+          <w:szCs w:val="24"/>
+        </w:rPr>
+        <w:t>, Việt Nam</w:t>
+      </w:r>
+      <w:r>
+        <w:rPr>
+          <w:rFonts w:ascii="Times New Roman" w:eastAsia="Times New Roman" w:hAnsi="Times New Roman" w:cs="Times New Roman"/>
+          <w:sz w:val="24"/>
+          <w:szCs w:val="24"/>
+        </w:rPr>
+        <w:t xml:space="preserve"> </w:t>
       </w:r>
     </w:p>
     <w:p>
@@ -427,12 +459,12 @@
       </w:tblPr>
       <w:tblGrid>
         <w:gridCol w:w="559"/>
-        <w:gridCol w:w="1380"/>
-        <w:gridCol w:w="739"/>
-        <w:gridCol w:w="2549"/>
-        <w:gridCol w:w="1644"/>
-        <w:gridCol w:w="822"/>
-        <w:gridCol w:w="1651"/>
+        <w:gridCol w:w="1410"/>
+        <w:gridCol w:w="750"/>
+        <w:gridCol w:w="2471"/>
+        <w:gridCol w:w="1662"/>
+        <w:gridCol w:w="829"/>
+        <w:gridCol w:w="1663"/>
       </w:tblGrid>
       <w:tr>
         <w:trPr>
@@ -795,7 +827,39 @@
                 <w:sz w:val="24"/>
                 <w:szCs w:val="24"/>
               </w:rPr>
-              <w:t>Số 2/125 Đ Áp Đình, Xã Tân Xuân, Huyện Hóc Môn, TP. Hồ Chí Minh</w:t>
+              <w:t xml:space="preserve">Số 2/125 Đ Áp Đình, Xã </w:t>
+            </w:r>
+            <w:r>
+              <w:rPr>
+                <w:rFonts w:ascii="Times New Roman" w:eastAsia="Times New Roman" w:hAnsi="Times New Roman" w:cs="Times New Roman"/>
+                <w:sz w:val="24"/>
+                <w:szCs w:val="24"/>
+              </w:rPr>
+              <w:t xml:space="preserve"> </w:t>
+            </w:r>
+            <w:r>
+              <w:rPr>
+                <w:rFonts w:ascii="Times New Roman" w:eastAsia="Times New Roman" w:hAnsi="Times New Roman" w:cs="Times New Roman"/>
+                <w:sz w:val="24"/>
+                <w:szCs w:val="24"/>
+              </w:rPr>
+              <w:t xml:space="preserve"> Hóc Môn, </w:t>
+            </w:r>
+            <w:r>
+              <w:rPr>
+                <w:rFonts w:ascii="Times New Roman" w:eastAsia="Times New Roman" w:hAnsi="Times New Roman" w:cs="Times New Roman"/>
+                <w:sz w:val="24"/>
+                <w:szCs w:val="24"/>
+              </w:rPr>
+              <w:t>Thành phố</w:t>
+            </w:r>
+            <w:r>
+              <w:rPr>
+                <w:rFonts w:ascii="Times New Roman" w:eastAsia="Times New Roman" w:hAnsi="Times New Roman" w:cs="Times New Roman"/>
+                <w:sz w:val="24"/>
+                <w:szCs w:val="24"/>
+              </w:rPr>
+              <w:t xml:space="preserve"> Hồ Chí Minh</w:t>
             </w:r>
           </w:p>
         </w:tc>
@@ -1017,7 +1081,7 @@
                 <w:sz w:val="24"/>
                 <w:szCs w:val="24"/>
               </w:rPr>
-              <w:t>Số 350/21/60 Khu Phố 26, Phường An Phú Đông, Quận 12, TP. Hồ Chí Minh</w:t>
+              <w:t>Số 350/21/60 Khu Phố 26, Phường An Phú Đông, TP. Hồ Chí Minh</w:t>
             </w:r>
           </w:p>
         </w:tc>
@@ -1131,6 +1195,209 @@
           <w:sz w:val="24"/>
           <w:szCs w:val="24"/>
         </w:rPr>
+        <w:t>Thành viên mới(mua lại toàn bộ phần góp vốn của ĐẶNG NGỌC CHÂU):</w:t>
+      </w:r>
+    </w:p>
+    <w:p>
+      <w:pPr>
+        <w:spacing w:before="100" w:beforeAutospacing="1" w:after="100" w:afterAutospacing="1" w:line="240" w:lineRule="auto"/>
+        <w:rPr>
+          <w:rFonts w:ascii="Times New Roman" w:eastAsia="Times New Roman" w:hAnsi="Times New Roman" w:cs="Times New Roman"/>
+          <w:bCs/>
+          <w:sz w:val="24"/>
+          <w:szCs w:val="24"/>
+        </w:rPr>
+      </w:pPr>
+      <w:r>
+        <w:rPr>
+          <w:rFonts w:ascii="Times New Roman" w:eastAsia="Times New Roman" w:hAnsi="Times New Roman" w:cs="Times New Roman"/>
+          <w:bCs/>
+          <w:sz w:val="24"/>
+          <w:szCs w:val="24"/>
+        </w:rPr>
+        <w:t>Họ và tên:</w:t>
+      </w:r>
+      <w:r>
+        <w:t xml:space="preserve"> </w:t>
+      </w:r>
+      <w:r>
+        <w:rPr>
+          <w:rFonts w:ascii="Times New Roman" w:eastAsia="Times New Roman" w:hAnsi="Times New Roman" w:cs="Times New Roman"/>
+          <w:bCs/>
+          <w:sz w:val="24"/>
+          <w:szCs w:val="24"/>
+        </w:rPr>
+        <w:t>PHẠM CÔNG SANG</w:t>
+      </w:r>
+    </w:p>
+    <w:p>
+      <w:pPr>
+        <w:pStyle w:val="NormalWeb"/>
+      </w:pPr>
+      <w:r>
+        <w:rPr>
+          <w:bCs/>
+        </w:rPr>
+        <w:lastRenderedPageBreak/>
+        <w:t>Ngày sinh:</w:t>
+      </w:r>
+      <w:r>
+        <w:t xml:space="preserve"> 20</w:t>
+      </w:r>
+      <w:r>
+        <w:t>/</w:t>
+      </w:r>
+      <w:r>
+        <w:t>10</w:t>
+      </w:r>
+      <w:r>
+        <w:t>/</w:t>
+      </w:r>
+      <w:r>
+        <w:t>1994</w:t>
+      </w:r>
+    </w:p>
+    <w:p>
+      <w:pPr>
+        <w:pStyle w:val="NormalWeb"/>
+      </w:pPr>
+      <w:r>
+        <w:rPr>
+          <w:bCs/>
+        </w:rPr>
+        <w:t>Giới tính:</w:t>
+      </w:r>
+      <w:r>
+        <w:t xml:space="preserve"> Nam</w:t>
+      </w:r>
+    </w:p>
+    <w:p>
+      <w:pPr>
+        <w:spacing w:before="100" w:beforeAutospacing="1" w:after="100" w:afterAutospacing="1" w:line="240" w:lineRule="auto"/>
+        <w:rPr>
+          <w:rFonts w:ascii="Times New Roman" w:eastAsia="Times New Roman" w:hAnsi="Times New Roman" w:cs="Times New Roman"/>
+          <w:bCs/>
+          <w:sz w:val="24"/>
+          <w:szCs w:val="24"/>
+        </w:rPr>
+      </w:pPr>
+    </w:p>
+    <w:p>
+      <w:pPr>
+        <w:pStyle w:val="NormalWeb"/>
+      </w:pPr>
+      <w:r>
+        <w:t xml:space="preserve"> </w:t>
+      </w:r>
+      <w:r>
+        <w:rPr>
+          <w:bCs/>
+        </w:rPr>
+        <w:t xml:space="preserve">Số </w:t>
+      </w:r>
+      <w:r>
+        <w:rPr>
+          <w:bCs/>
+        </w:rPr>
+        <w:t>căn cước công dân</w:t>
+      </w:r>
+      <w:r>
+        <w:rPr>
+          <w:bCs/>
+        </w:rPr>
+        <w:t>:</w:t>
+      </w:r>
+      <w:r>
+        <w:t xml:space="preserve"> 080094013275</w:t>
+      </w:r>
+    </w:p>
+    <w:p>
+      <w:pPr>
+        <w:pStyle w:val="NormalWeb"/>
+      </w:pPr>
+      <w:r>
+        <w:t>Ngày cấp: 20/08/2021</w:t>
+      </w:r>
+    </w:p>
+    <w:p>
+      <w:pPr>
+        <w:pStyle w:val="NormalWeb"/>
+      </w:pPr>
+      <w:r>
+        <w:t>Nơi cấp: Bộ Công An</w:t>
+      </w:r>
+    </w:p>
+    <w:p>
+      <w:pPr>
+        <w:pStyle w:val="NormalWeb"/>
+      </w:pPr>
+      <w:r>
+        <w:rPr>
+          <w:bCs/>
+        </w:rPr>
+        <w:t>Số điện thoại:</w:t>
+      </w:r>
+      <w:r>
+        <w:t xml:space="preserve"> 0962952873</w:t>
+      </w:r>
+    </w:p>
+    <w:p>
+      <w:pPr>
+        <w:pStyle w:val="NormalWeb"/>
+      </w:pPr>
+      <w:r>
+        <w:rPr>
+          <w:bCs/>
+        </w:rPr>
+        <w:t xml:space="preserve">Địa chỉ </w:t>
+      </w:r>
+      <w:r>
+        <w:rPr>
+          <w:bCs/>
+        </w:rPr>
+        <w:t>thường trú</w:t>
+      </w:r>
+      <w:r>
+        <w:rPr>
+          <w:bCs/>
+        </w:rPr>
+        <w:t xml:space="preserve"> và liên lạc</w:t>
+      </w:r>
+      <w:r>
+        <w:rPr>
+          <w:bCs/>
+        </w:rPr>
+        <w:t>:</w:t>
+      </w:r>
+      <w:r>
+        <w:t xml:space="preserve"> Số Nhà 224, Ấp Mỹ Đạo, Xã Nhựt Tảo, Tỉnh Tây Ninh</w:t>
+      </w:r>
+    </w:p>
+    <w:p>
+      <w:pPr>
+        <w:spacing w:before="100" w:beforeAutospacing="1" w:after="100" w:afterAutospacing="1" w:line="240" w:lineRule="auto"/>
+        <w:rPr>
+          <w:rFonts w:ascii="Times New Roman" w:eastAsia="Times New Roman" w:hAnsi="Times New Roman" w:cs="Times New Roman"/>
+          <w:sz w:val="24"/>
+          <w:szCs w:val="24"/>
+        </w:rPr>
+      </w:pPr>
+    </w:p>
+    <w:p>
+      <w:pPr>
+        <w:spacing w:before="100" w:beforeAutospacing="1" w:after="100" w:afterAutospacing="1" w:line="240" w:lineRule="auto"/>
+        <w:rPr>
+          <w:rFonts w:ascii="Times New Roman" w:eastAsia="Times New Roman" w:hAnsi="Times New Roman" w:cs="Times New Roman"/>
+          <w:sz w:val="24"/>
+          <w:szCs w:val="24"/>
+        </w:rPr>
+      </w:pPr>
+      <w:r>
+        <w:rPr>
+          <w:rFonts w:ascii="Times New Roman" w:eastAsia="Times New Roman" w:hAnsi="Times New Roman" w:cs="Times New Roman"/>
+          <w:sz w:val="24"/>
+          <w:szCs w:val="24"/>
+        </w:rPr>
         <w:t xml:space="preserve">5. Người đại diện theo pháp luật của công ty </w:t>
       </w:r>
     </w:p>
@@ -1187,7 +1454,6 @@
           <w:sz w:val="24"/>
           <w:szCs w:val="24"/>
         </w:rPr>
-        <w:lastRenderedPageBreak/>
         <w:t>Chức danh:</w:t>
       </w:r>
       <w:r>
@@ -1484,12 +1750,829 @@
           <w:sz w:val="24"/>
           <w:szCs w:val="24"/>
         </w:rPr>
-        <w:t xml:space="preserve"> Số 350/21/60 Khu Phố 26, Phường An Phú Đông, Quận 12, Thành phố Hồ Chí Minh, Việt Nam </w:t>
-      </w:r>
-    </w:p>
-    <w:p>
+        <w:t xml:space="preserve"> </w:t>
+      </w:r>
+      <w:r>
+        <w:rPr>
+          <w:rFonts w:ascii="Times New Roman" w:eastAsia="Times New Roman" w:hAnsi="Times New Roman" w:cs="Times New Roman"/>
+          <w:sz w:val="24"/>
+          <w:szCs w:val="24"/>
+        </w:rPr>
+        <w:t>Số 350/21/60 Khu Phố 26, Phường An Phú Đông</w:t>
+      </w:r>
+      <w:r>
+        <w:rPr>
+          <w:rFonts w:ascii="Times New Roman" w:eastAsia="Times New Roman" w:hAnsi="Times New Roman" w:cs="Times New Roman"/>
+          <w:sz w:val="24"/>
+          <w:szCs w:val="24"/>
+        </w:rPr>
+        <w:t xml:space="preserve">, Thành phố Hồ Chí Minh, Việt Nam </w:t>
+      </w:r>
+    </w:p>
+    <w:p>
+      <w:pPr>
+        <w:rPr>
+          <w:rFonts w:ascii="Times New Roman" w:hAnsi="Times New Roman" w:cs="Times New Roman"/>
+        </w:rPr>
+      </w:pPr>
+      <w:r>
+        <w:rPr>
+          <w:rFonts w:ascii="Times New Roman" w:hAnsi="Times New Roman" w:cs="Times New Roman"/>
+        </w:rPr>
+        <w:t>Nội dung thay đổi:</w:t>
+      </w:r>
+    </w:p>
+    <w:p>
+      <w:pPr>
+        <w:pStyle w:val="ListParagraph"/>
+        <w:numPr>
+          <w:ilvl w:val="0"/>
+          <w:numId w:val="5"/>
+        </w:numPr>
+        <w:rPr>
+          <w:rFonts w:ascii="Times New Roman" w:hAnsi="Times New Roman" w:cs="Times New Roman"/>
+        </w:rPr>
+      </w:pPr>
+      <w:r>
+        <w:rPr>
+          <w:rFonts w:ascii="Times New Roman" w:hAnsi="Times New Roman" w:cs="Times New Roman"/>
+        </w:rPr>
+        <w:t>Cập nhật địa chỉ trụ sở</w:t>
+      </w:r>
+      <w:r>
+        <w:rPr>
+          <w:rFonts w:ascii="Times New Roman" w:hAnsi="Times New Roman" w:cs="Times New Roman"/>
+        </w:rPr>
+        <w:t>, địa chỉ nhận thông báo thuế</w:t>
+      </w:r>
+      <w:r>
+        <w:rPr>
+          <w:rFonts w:ascii="Times New Roman" w:hAnsi="Times New Roman" w:cs="Times New Roman"/>
+        </w:rPr>
+        <w:t xml:space="preserve"> do sáp nhập tỉnh thành: </w:t>
+      </w:r>
+      <w:r>
+        <w:rPr>
+          <w:rFonts w:ascii="Times New Roman" w:eastAsia="Times New Roman" w:hAnsi="Times New Roman" w:cs="Times New Roman"/>
+          <w:sz w:val="24"/>
+          <w:szCs w:val="24"/>
+        </w:rPr>
+        <w:t xml:space="preserve">Số 12/1 Đường Khánh Bình 41, Tổ 2, Phường </w:t>
+      </w:r>
+      <w:r>
+        <w:rPr>
+          <w:rFonts w:ascii="Times New Roman" w:eastAsia="Times New Roman" w:hAnsi="Times New Roman" w:cs="Times New Roman"/>
+          <w:sz w:val="24"/>
+          <w:szCs w:val="24"/>
+        </w:rPr>
+        <w:t>Tân Hiệp, Thành phố Hồ Chí Minh</w:t>
+      </w:r>
+      <w:r>
+        <w:rPr>
+          <w:rFonts w:ascii="Times New Roman" w:eastAsia="Times New Roman" w:hAnsi="Times New Roman" w:cs="Times New Roman"/>
+          <w:sz w:val="24"/>
+          <w:szCs w:val="24"/>
+        </w:rPr>
+        <w:t>, Việt Nam</w:t>
+      </w:r>
+    </w:p>
+    <w:p>
+      <w:pPr>
+        <w:pStyle w:val="ListParagraph"/>
+        <w:numPr>
+          <w:ilvl w:val="0"/>
+          <w:numId w:val="5"/>
+        </w:numPr>
+        <w:rPr>
+          <w:rFonts w:ascii="Times New Roman" w:hAnsi="Times New Roman" w:cs="Times New Roman"/>
+        </w:rPr>
+      </w:pPr>
+      <w:r>
+        <w:rPr>
+          <w:rFonts w:ascii="Times New Roman" w:hAnsi="Times New Roman" w:cs="Times New Roman"/>
+        </w:rPr>
+        <w:t xml:space="preserve">Cập nhật địa chỉ ông/bà </w:t>
+      </w:r>
+      <w:r>
+        <w:rPr>
+          <w:rFonts w:ascii="Times New Roman" w:eastAsia="Times New Roman" w:hAnsi="Times New Roman" w:cs="Times New Roman"/>
+          <w:sz w:val="24"/>
+          <w:szCs w:val="24"/>
+        </w:rPr>
+        <w:t>NGUYỄN VĂN TÍNH</w:t>
+      </w:r>
+      <w:r>
+        <w:rPr>
+          <w:rFonts w:ascii="Times New Roman" w:hAnsi="Times New Roman" w:cs="Times New Roman"/>
+        </w:rPr>
+        <w:t xml:space="preserve"> do sáp nhật tỉnh thành: </w:t>
+      </w:r>
+      <w:r>
+        <w:rPr>
+          <w:rFonts w:ascii="Times New Roman" w:eastAsia="Times New Roman" w:hAnsi="Times New Roman" w:cs="Times New Roman"/>
+          <w:sz w:val="24"/>
+          <w:szCs w:val="24"/>
+        </w:rPr>
+        <w:t>Số 350/21/60 Khu Phố 26, Phường An Phú Đông, TP. Hồ Chí Minh</w:t>
+      </w:r>
+      <w:r>
+        <w:rPr>
+          <w:rFonts w:ascii="Times New Roman" w:eastAsia="Times New Roman" w:hAnsi="Times New Roman" w:cs="Times New Roman"/>
+          <w:sz w:val="24"/>
+          <w:szCs w:val="24"/>
+        </w:rPr>
+        <w:t xml:space="preserve">; Cập nhật ngày sinh ông TÍNH trong thông tin thành viên </w:t>
+      </w:r>
+      <w:r>
+        <w:rPr>
+          <w:rFonts w:ascii="Times New Roman" w:eastAsia="Times New Roman" w:hAnsi="Times New Roman" w:cs="Times New Roman"/>
+          <w:sz w:val="24"/>
+          <w:szCs w:val="24"/>
+        </w:rPr>
+        <w:t>01/01/1985</w:t>
+      </w:r>
+    </w:p>
+    <w:p>
+      <w:pPr>
+        <w:pStyle w:val="ListParagraph"/>
+        <w:rPr>
+          <w:rFonts w:ascii="Times New Roman" w:hAnsi="Times New Roman" w:cs="Times New Roman"/>
+        </w:rPr>
+      </w:pPr>
+    </w:p>
+    <w:p>
+      <w:pPr>
+        <w:pStyle w:val="ListParagraph"/>
+        <w:numPr>
+          <w:ilvl w:val="0"/>
+          <w:numId w:val="5"/>
+        </w:numPr>
+        <w:rPr>
+          <w:rFonts w:ascii="Times New Roman" w:hAnsi="Times New Roman" w:cs="Times New Roman"/>
+        </w:rPr>
+      </w:pPr>
+      <w:r>
+        <w:rPr>
+          <w:rFonts w:ascii="Times New Roman" w:hAnsi="Times New Roman" w:cs="Times New Roman"/>
+        </w:rPr>
+        <w:t>Thanh đổi ngành nghề</w:t>
+      </w:r>
+      <w:r>
+        <w:rPr>
+          <w:rFonts w:ascii="Times New Roman" w:hAnsi="Times New Roman" w:cs="Times New Roman"/>
+        </w:rPr>
+        <w:t>:</w:t>
+      </w:r>
+    </w:p>
+    <w:p>
+      <w:pPr>
+        <w:rPr>
+          <w:rFonts w:ascii="Times New Roman" w:hAnsi="Times New Roman" w:cs="Times New Roman"/>
+        </w:rPr>
+      </w:pPr>
+      <w:r>
+        <w:rPr>
+          <w:rFonts w:ascii="Times New Roman" w:hAnsi="Times New Roman" w:cs="Times New Roman"/>
+        </w:rPr>
+        <w:t>Thêm:</w:t>
+      </w:r>
+    </w:p>
+    <w:p>
+      <w:pPr>
+        <w:pStyle w:val="ListParagraph"/>
+        <w:ind w:left="2160"/>
+        <w:rPr>
+          <w:rStyle w:val="lbl"/>
+          <w:rFonts w:ascii="Times New Roman" w:hAnsi="Times New Roman" w:cs="Times New Roman"/>
+        </w:rPr>
+      </w:pPr>
+      <w:r>
+        <w:rPr>
+          <w:rStyle w:val="badge"/>
+          <w:rFonts w:ascii="Helvetica" w:hAnsi="Helvetica"/>
+          <w:b/>
+          <w:bCs/>
+          <w:color w:val="D63384"/>
+          <w:sz w:val="21"/>
+          <w:szCs w:val="21"/>
+        </w:rPr>
+        <w:t>3101</w:t>
+      </w:r>
+      <w:r>
+        <w:rPr>
+          <w:rStyle w:val="badge"/>
+          <w:rFonts w:ascii="Helvetica" w:hAnsi="Helvetica"/>
+          <w:b/>
+          <w:bCs/>
+          <w:color w:val="D63384"/>
+          <w:sz w:val="21"/>
+          <w:szCs w:val="21"/>
+        </w:rPr>
+        <w:tab/>
+      </w:r>
+      <w:r>
+        <w:rPr>
+          <w:rStyle w:val="lbl"/>
+          <w:rFonts w:ascii="Helvetica" w:hAnsi="Helvetica"/>
+          <w:b/>
+          <w:bCs/>
+          <w:color w:val="2C3E50"/>
+          <w:sz w:val="21"/>
+          <w:szCs w:val="21"/>
+        </w:rPr>
+        <w:t>Sản xuất giường, tủ, bàn, ghế bằng gỗ</w:t>
+      </w:r>
+      <w:r>
+        <w:rPr>
+          <w:rStyle w:val="lbl"/>
+          <w:rFonts w:ascii="Helvetica" w:hAnsi="Helvetica"/>
+          <w:b/>
+          <w:bCs/>
+          <w:color w:val="2C3E50"/>
+          <w:sz w:val="21"/>
+          <w:szCs w:val="21"/>
+        </w:rPr>
+        <w:t xml:space="preserve"> (Chính)</w:t>
+      </w:r>
+    </w:p>
+    <w:p>
+      <w:pPr>
+        <w:pStyle w:val="ListParagraph"/>
+        <w:ind w:left="2880"/>
+        <w:rPr>
+          <w:rStyle w:val="lbl"/>
+          <w:rFonts w:ascii="Times New Roman" w:hAnsi="Times New Roman" w:cs="Times New Roman"/>
+        </w:rPr>
+      </w:pPr>
+      <w:r>
+        <w:rPr>
+          <w:rStyle w:val="lbl"/>
+          <w:rFonts w:ascii="Times New Roman" w:hAnsi="Times New Roman" w:cs="Times New Roman"/>
+        </w:rPr>
+        <w:lastRenderedPageBreak/>
+        <w:t>Chi tiết: Sản xuất giường, tủ, bàn, ghế bằng gỗ, hàng nội thất và ngoại thất bằng gỗ</w:t>
+      </w:r>
+    </w:p>
+    <w:p>
+      <w:pPr>
+        <w:ind w:left="1440" w:firstLine="720"/>
+        <w:rPr>
+          <w:rStyle w:val="lbl"/>
+          <w:rFonts w:ascii="Times New Roman" w:hAnsi="Times New Roman" w:cs="Times New Roman"/>
+        </w:rPr>
+      </w:pPr>
+      <w:r>
+        <w:rPr>
+          <w:rStyle w:val="lbl"/>
+          <w:rFonts w:ascii="Times New Roman" w:hAnsi="Times New Roman" w:cs="Times New Roman"/>
+        </w:rPr>
+        <w:t>4673</w:t>
+      </w:r>
+      <w:r>
+        <w:rPr>
+          <w:rStyle w:val="lbl"/>
+          <w:rFonts w:ascii="Times New Roman" w:hAnsi="Times New Roman" w:cs="Times New Roman"/>
+        </w:rPr>
+        <w:tab/>
+        <w:t>Bán buôn vật liệu, thiết bị lắp đặt khác trong xây dựng</w:t>
+      </w:r>
+    </w:p>
+    <w:p>
+      <w:pPr>
+        <w:rPr>
+          <w:rStyle w:val="lbl"/>
+          <w:rFonts w:ascii="Times New Roman" w:hAnsi="Times New Roman" w:cs="Times New Roman"/>
+        </w:rPr>
+      </w:pPr>
+      <w:r>
+        <w:rPr>
+          <w:rStyle w:val="lbl"/>
+          <w:rFonts w:ascii="Times New Roman" w:hAnsi="Times New Roman" w:cs="Times New Roman"/>
+        </w:rPr>
+        <w:tab/>
+      </w:r>
+      <w:r>
+        <w:rPr>
+          <w:rStyle w:val="lbl"/>
+          <w:rFonts w:ascii="Times New Roman" w:hAnsi="Times New Roman" w:cs="Times New Roman"/>
+        </w:rPr>
+        <w:tab/>
+      </w:r>
+      <w:r>
+        <w:rPr>
+          <w:rStyle w:val="lbl"/>
+          <w:rFonts w:ascii="Times New Roman" w:hAnsi="Times New Roman" w:cs="Times New Roman"/>
+        </w:rPr>
+        <w:tab/>
+      </w:r>
+      <w:r>
+        <w:rPr>
+          <w:rStyle w:val="lbl"/>
+          <w:rFonts w:ascii="Times New Roman" w:hAnsi="Times New Roman" w:cs="Times New Roman"/>
+        </w:rPr>
+        <w:tab/>
+      </w:r>
+      <w:r>
+        <w:rPr>
+          <w:rStyle w:val="lbl"/>
+          <w:rFonts w:ascii="Times New Roman" w:hAnsi="Times New Roman" w:cs="Times New Roman"/>
+        </w:rPr>
+        <w:t xml:space="preserve">Chi tiết: </w:t>
+      </w:r>
+    </w:p>
+    <w:p>
+      <w:pPr>
+        <w:ind w:left="2880"/>
+        <w:rPr>
+          <w:rStyle w:val="lbl"/>
+          <w:rFonts w:ascii="Times New Roman" w:hAnsi="Times New Roman" w:cs="Times New Roman"/>
+        </w:rPr>
+      </w:pPr>
+      <w:r>
+        <w:rPr>
+          <w:rStyle w:val="lbl"/>
+          <w:rFonts w:ascii="Times New Roman" w:hAnsi="Times New Roman" w:cs="Times New Roman"/>
+        </w:rPr>
+        <w:t xml:space="preserve"> </w:t>
+      </w:r>
+      <w:r>
+        <w:rPr>
+          <w:rStyle w:val="lbl"/>
+          <w:rFonts w:ascii="Times New Roman" w:hAnsi="Times New Roman" w:cs="Times New Roman"/>
+        </w:rPr>
+        <w:t>- Bán buôn ván lạng, ván MDF, ván tạp, ván PB - Bán buôn gỗ các loại: gỗ tròn, gỗ xẻ, ván, gỗ ngành xây dựng - Bán buôn ngũ kim công nghiệp</w:t>
+      </w:r>
+    </w:p>
+    <w:p>
+      <w:pPr>
+        <w:ind w:left="2880"/>
+        <w:rPr>
+          <w:rStyle w:val="lbl"/>
+          <w:rFonts w:ascii="Times New Roman" w:hAnsi="Times New Roman" w:cs="Times New Roman"/>
+        </w:rPr>
+      </w:pPr>
+      <w:r>
+        <w:rPr>
+          <w:rStyle w:val="lbl"/>
+          <w:rFonts w:ascii="Times New Roman" w:hAnsi="Times New Roman" w:cs="Times New Roman"/>
+        </w:rPr>
+        <w:t>-Thực hiện quyền xuất khẩu, quyền nhập khẩu, quyền phân phối bán buôn các hàng hóa không thuộc danh mục hàng hóa cấm xuất khẩu, cấm nhập khẩu và danh mục hàng hóa không được phân phối theo quy định của pháp luật Việt Nam hoặc không thuộc diện hạn chế theo cam kết quốc tế trong các điều ước quốc tế mà Việt Nam là thành viên (CPC 622).</w:t>
+      </w:r>
+    </w:p>
+    <w:p>
+      <w:pPr>
+        <w:ind w:left="1440" w:firstLine="720"/>
+        <w:rPr>
+          <w:rStyle w:val="lbl"/>
+          <w:rFonts w:ascii="Times New Roman" w:hAnsi="Times New Roman" w:cs="Times New Roman"/>
+        </w:rPr>
+      </w:pPr>
+      <w:r>
+        <w:rPr>
+          <w:rStyle w:val="lbl"/>
+          <w:rFonts w:ascii="Times New Roman" w:hAnsi="Times New Roman" w:cs="Times New Roman"/>
+        </w:rPr>
+        <w:t>4679</w:t>
+      </w:r>
+      <w:r>
+        <w:rPr>
+          <w:rStyle w:val="lbl"/>
+          <w:rFonts w:ascii="Times New Roman" w:hAnsi="Times New Roman" w:cs="Times New Roman"/>
+        </w:rPr>
+        <w:tab/>
+        <w:t>Bán buôn chuyên doanh khác chưa được phân vào đâu</w:t>
+      </w:r>
+    </w:p>
+    <w:p>
+      <w:pPr>
+        <w:ind w:left="1440" w:firstLine="720"/>
+        <w:rPr>
+          <w:rStyle w:val="lbl"/>
+          <w:rFonts w:ascii="Times New Roman" w:hAnsi="Times New Roman" w:cs="Times New Roman"/>
+        </w:rPr>
+      </w:pPr>
+      <w:r>
+        <w:rPr>
+          <w:rStyle w:val="lbl"/>
+          <w:rFonts w:ascii="Times New Roman" w:hAnsi="Times New Roman" w:cs="Times New Roman"/>
+        </w:rPr>
+        <w:tab/>
+      </w:r>
+      <w:r>
+        <w:rPr>
+          <w:rStyle w:val="lbl"/>
+          <w:rFonts w:ascii="Times New Roman" w:hAnsi="Times New Roman" w:cs="Times New Roman"/>
+        </w:rPr>
+        <w:t>Chi tiết: Bán buôn nguyên phụ liệu ngành gỗ gia dụng: gỗ, sơn, mút xốp, bao bì , thùng carton</w:t>
+      </w:r>
       <w:bookmarkStart w:id="0" w:name="_GoBack"/>
       <w:bookmarkEnd w:id="0"/>
+    </w:p>
+    <w:p>
+      <w:pPr>
+        <w:pStyle w:val="ListParagraph"/>
+        <w:ind w:left="2880"/>
+        <w:rPr>
+          <w:rStyle w:val="lbl"/>
+          <w:rFonts w:ascii="Times New Roman" w:hAnsi="Times New Roman" w:cs="Times New Roman"/>
+        </w:rPr>
+      </w:pPr>
+    </w:p>
+    <w:p>
+      <w:pPr>
+        <w:pStyle w:val="ListParagraph"/>
+        <w:ind w:left="2880"/>
+        <w:rPr>
+          <w:rStyle w:val="lbl"/>
+          <w:rFonts w:ascii="Times New Roman" w:hAnsi="Times New Roman" w:cs="Times New Roman"/>
+        </w:rPr>
+      </w:pPr>
+    </w:p>
+    <w:p>
+      <w:pPr>
+        <w:rPr>
+          <w:rStyle w:val="badge"/>
+          <w:rFonts w:ascii="Times New Roman" w:hAnsi="Times New Roman" w:cs="Times New Roman"/>
+        </w:rPr>
+      </w:pPr>
+      <w:r>
+        <w:rPr>
+          <w:rStyle w:val="badge"/>
+          <w:rFonts w:ascii="Helvetica" w:hAnsi="Helvetica"/>
+          <w:b/>
+          <w:bCs/>
+          <w:color w:val="D63384"/>
+          <w:sz w:val="21"/>
+          <w:szCs w:val="21"/>
+        </w:rPr>
+        <w:t>Xóa:</w:t>
+      </w:r>
+    </w:p>
+    <w:p>
+      <w:pPr>
+        <w:pStyle w:val="ListParagraph"/>
+        <w:ind w:left="2160"/>
+        <w:rPr>
+          <w:rFonts w:ascii="Times New Roman" w:hAnsi="Times New Roman" w:cs="Times New Roman"/>
+          <w:b/>
+        </w:rPr>
+      </w:pPr>
+      <w:r>
+        <w:rPr>
+          <w:rFonts w:ascii="Times New Roman" w:hAnsi="Times New Roman" w:cs="Times New Roman"/>
+        </w:rPr>
+        <w:t>3100</w:t>
+      </w:r>
+      <w:r>
+        <w:rPr>
+          <w:rFonts w:ascii="Times New Roman" w:hAnsi="Times New Roman" w:cs="Times New Roman"/>
+        </w:rPr>
+        <w:tab/>
+      </w:r>
+      <w:r>
+        <w:rPr>
+          <w:rFonts w:ascii="Times New Roman" w:hAnsi="Times New Roman" w:cs="Times New Roman"/>
+          <w:b/>
+        </w:rPr>
+        <w:t>Sản xuất giường, tủ, bàn, ghế</w:t>
+      </w:r>
+    </w:p>
+    <w:p>
+      <w:pPr>
+        <w:pStyle w:val="ListParagraph"/>
+        <w:ind w:left="2880"/>
+        <w:rPr>
+          <w:rStyle w:val="lbl"/>
+          <w:rFonts w:ascii="Times New Roman" w:hAnsi="Times New Roman" w:cs="Times New Roman"/>
+        </w:rPr>
+      </w:pPr>
+      <w:r>
+        <w:rPr>
+          <w:rStyle w:val="lbl"/>
+          <w:rFonts w:ascii="Times New Roman" w:hAnsi="Times New Roman" w:cs="Times New Roman"/>
+        </w:rPr>
+        <w:t>Chi tiết: Sản xuất giường, tủ, bàn, ghế bằng gỗ, hàng nội thất và ngoại thất bằng gỗ</w:t>
+      </w:r>
+    </w:p>
+    <w:p>
+      <w:pPr>
+        <w:rPr>
+          <w:rStyle w:val="lbl"/>
+          <w:rFonts w:ascii="Times New Roman" w:hAnsi="Times New Roman" w:cs="Times New Roman"/>
+        </w:rPr>
+      </w:pPr>
+      <w:r>
+        <w:rPr>
+          <w:rStyle w:val="lbl"/>
+          <w:rFonts w:ascii="Times New Roman" w:hAnsi="Times New Roman" w:cs="Times New Roman"/>
+        </w:rPr>
+        <w:tab/>
+      </w:r>
+      <w:r>
+        <w:rPr>
+          <w:rStyle w:val="lbl"/>
+          <w:rFonts w:ascii="Times New Roman" w:hAnsi="Times New Roman" w:cs="Times New Roman"/>
+        </w:rPr>
+        <w:tab/>
+      </w:r>
+      <w:r>
+        <w:rPr>
+          <w:rStyle w:val="lbl"/>
+          <w:rFonts w:ascii="Times New Roman" w:hAnsi="Times New Roman" w:cs="Times New Roman"/>
+        </w:rPr>
+        <w:tab/>
+      </w:r>
+      <w:r>
+        <w:rPr>
+          <w:rStyle w:val="lbl"/>
+          <w:rFonts w:ascii="Times New Roman" w:hAnsi="Times New Roman" w:cs="Times New Roman"/>
+        </w:rPr>
+        <w:t>4663</w:t>
+      </w:r>
+      <w:r>
+        <w:rPr>
+          <w:rStyle w:val="lbl"/>
+          <w:rFonts w:ascii="Times New Roman" w:hAnsi="Times New Roman" w:cs="Times New Roman"/>
+        </w:rPr>
+        <w:tab/>
+        <w:t>Bán buôn vật liệu, thiết bị lắp đặt khác trong xây dựng</w:t>
+      </w:r>
+    </w:p>
+    <w:p>
+      <w:pPr>
+        <w:rPr>
+          <w:rStyle w:val="lbl"/>
+          <w:rFonts w:ascii="Times New Roman" w:hAnsi="Times New Roman" w:cs="Times New Roman"/>
+        </w:rPr>
+      </w:pPr>
+      <w:r>
+        <w:rPr>
+          <w:rStyle w:val="lbl"/>
+          <w:rFonts w:ascii="Times New Roman" w:hAnsi="Times New Roman" w:cs="Times New Roman"/>
+        </w:rPr>
+        <w:tab/>
+      </w:r>
+      <w:r>
+        <w:rPr>
+          <w:rStyle w:val="lbl"/>
+          <w:rFonts w:ascii="Times New Roman" w:hAnsi="Times New Roman" w:cs="Times New Roman"/>
+        </w:rPr>
+        <w:tab/>
+      </w:r>
+      <w:r>
+        <w:rPr>
+          <w:rStyle w:val="lbl"/>
+          <w:rFonts w:ascii="Times New Roman" w:hAnsi="Times New Roman" w:cs="Times New Roman"/>
+        </w:rPr>
+        <w:tab/>
+      </w:r>
+      <w:r>
+        <w:rPr>
+          <w:rStyle w:val="lbl"/>
+          <w:rFonts w:ascii="Times New Roman" w:hAnsi="Times New Roman" w:cs="Times New Roman"/>
+        </w:rPr>
+        <w:tab/>
+      </w:r>
+      <w:r>
+        <w:rPr>
+          <w:rStyle w:val="lbl"/>
+          <w:rFonts w:ascii="Times New Roman" w:hAnsi="Times New Roman" w:cs="Times New Roman"/>
+        </w:rPr>
+        <w:t xml:space="preserve">Chi tiết: </w:t>
+      </w:r>
+    </w:p>
+    <w:p>
+      <w:pPr>
+        <w:ind w:left="2880"/>
+        <w:rPr>
+          <w:rStyle w:val="lbl"/>
+          <w:rFonts w:ascii="Times New Roman" w:hAnsi="Times New Roman" w:cs="Times New Roman"/>
+        </w:rPr>
+      </w:pPr>
+      <w:r>
+        <w:rPr>
+          <w:rStyle w:val="lbl"/>
+          <w:rFonts w:ascii="Times New Roman" w:hAnsi="Times New Roman" w:cs="Times New Roman"/>
+        </w:rPr>
+        <w:t>- Bán buôn ván lạng, ván MDF, ván tạp, ván PB - Bán buôn gỗ các loại: gỗ tròn, gỗ xẻ, ván, gỗ ngành xây dựng - Bán buôn ngũ kim công nghiệp</w:t>
+      </w:r>
+    </w:p>
+    <w:p>
+      <w:pPr>
+        <w:ind w:left="2880"/>
+        <w:rPr>
+          <w:rStyle w:val="lbl"/>
+          <w:rFonts w:ascii="Times New Roman" w:hAnsi="Times New Roman" w:cs="Times New Roman"/>
+        </w:rPr>
+      </w:pPr>
+      <w:r>
+        <w:rPr>
+          <w:rStyle w:val="lbl"/>
+          <w:rFonts w:ascii="Times New Roman" w:hAnsi="Times New Roman" w:cs="Times New Roman"/>
+        </w:rPr>
+        <w:t>-Thực hiện quyền xuất khẩu, quyền nhập khẩu, quyền phân phối bán buôn các hàng hóa không thuộc danh mục hàng hóa cấm xuất khẩu, cấm nhập khẩu và danh mục hàng hóa không được phân phối theo quy định của pháp luật Việt Nam hoặc không thuộc diện hạn chế theo cam kết quốc tế trong các điều ước quốc tế mà Việt Nam là thành viên (CPC 622).</w:t>
+      </w:r>
+      <w:r>
+        <w:rPr>
+          <w:rStyle w:val="lbl"/>
+          <w:rFonts w:ascii="Times New Roman" w:hAnsi="Times New Roman" w:cs="Times New Roman"/>
+        </w:rPr>
+        <w:tab/>
+      </w:r>
+      <w:r>
+        <w:rPr>
+          <w:rStyle w:val="lbl"/>
+          <w:rFonts w:ascii="Times New Roman" w:hAnsi="Times New Roman" w:cs="Times New Roman"/>
+        </w:rPr>
+        <w:tab/>
+      </w:r>
+    </w:p>
+    <w:p>
+      <w:pPr>
+        <w:ind w:left="1440" w:firstLine="720"/>
+        <w:rPr>
+          <w:rStyle w:val="lbl"/>
+          <w:rFonts w:ascii="Times New Roman" w:hAnsi="Times New Roman" w:cs="Times New Roman"/>
+        </w:rPr>
+      </w:pPr>
+      <w:r>
+        <w:rPr>
+          <w:rStyle w:val="lbl"/>
+          <w:rFonts w:ascii="Times New Roman" w:hAnsi="Times New Roman" w:cs="Times New Roman"/>
+        </w:rPr>
+        <w:t>4669</w:t>
+      </w:r>
+      <w:r>
+        <w:rPr>
+          <w:rStyle w:val="lbl"/>
+          <w:rFonts w:ascii="Times New Roman" w:hAnsi="Times New Roman" w:cs="Times New Roman"/>
+        </w:rPr>
+        <w:tab/>
+        <w:t>Bán buôn chuyên doanh khác chưa được phân vào đâu</w:t>
+      </w:r>
+      <w:r>
+        <w:rPr>
+          <w:rStyle w:val="lbl"/>
+          <w:rFonts w:ascii="Times New Roman" w:hAnsi="Times New Roman" w:cs="Times New Roman"/>
+        </w:rPr>
+        <w:tab/>
+      </w:r>
+    </w:p>
+    <w:p>
+      <w:pPr>
+        <w:ind w:left="1440" w:firstLine="720"/>
+        <w:rPr>
+          <w:rStyle w:val="lbl"/>
+          <w:rFonts w:ascii="Times New Roman" w:hAnsi="Times New Roman" w:cs="Times New Roman"/>
+        </w:rPr>
+      </w:pPr>
+      <w:r>
+        <w:rPr>
+          <w:rStyle w:val="lbl"/>
+          <w:rFonts w:ascii="Times New Roman" w:hAnsi="Times New Roman" w:cs="Times New Roman"/>
+        </w:rPr>
+        <w:tab/>
+      </w:r>
+      <w:r>
+        <w:rPr>
+          <w:rStyle w:val="lbl"/>
+          <w:rFonts w:ascii="Times New Roman" w:hAnsi="Times New Roman" w:cs="Times New Roman"/>
+        </w:rPr>
+        <w:t>Chi tiết: Bán buôn nguyên phụ liệu ngành gỗ gia dụng: gỗ, sơn, mút xốp, bao bì , thùng carton</w:t>
+      </w:r>
+      <w:r>
+        <w:rPr>
+          <w:rStyle w:val="lbl"/>
+          <w:rFonts w:ascii="Times New Roman" w:hAnsi="Times New Roman" w:cs="Times New Roman"/>
+        </w:rPr>
+        <w:tab/>
+      </w:r>
+    </w:p>
+    <w:p>
+      <w:pPr>
+        <w:rPr>
+          <w:rFonts w:ascii="Times New Roman" w:hAnsi="Times New Roman" w:cs="Times New Roman"/>
+        </w:rPr>
+      </w:pPr>
+      <w:r>
+        <w:rPr>
+          <w:rFonts w:ascii="Times New Roman" w:hAnsi="Times New Roman" w:cs="Times New Roman"/>
+        </w:rPr>
+        <w:tab/>
+      </w:r>
+      <w:r>
+        <w:rPr>
+          <w:rFonts w:ascii="Times New Roman" w:hAnsi="Times New Roman" w:cs="Times New Roman"/>
+        </w:rPr>
+        <w:tab/>
+      </w:r>
+    </w:p>
+    <w:p>
+      <w:pPr>
+        <w:rPr>
+          <w:rFonts w:ascii="Times New Roman" w:hAnsi="Times New Roman" w:cs="Times New Roman"/>
+        </w:rPr>
+      </w:pPr>
+      <w:r>
+        <w:rPr>
+          <w:rFonts w:ascii="Times New Roman" w:hAnsi="Times New Roman" w:cs="Times New Roman"/>
+        </w:rPr>
+        <w:t>Cập nhật:</w:t>
+      </w:r>
+    </w:p>
+    <w:p>
+      <w:pPr>
+        <w:rPr>
+          <w:rFonts w:ascii="Times New Roman" w:hAnsi="Times New Roman" w:cs="Times New Roman"/>
+        </w:rPr>
+      </w:pPr>
+      <w:r>
+        <w:rPr>
+          <w:rFonts w:ascii="Times New Roman" w:hAnsi="Times New Roman" w:cs="Times New Roman"/>
+        </w:rPr>
+        <w:lastRenderedPageBreak/>
+        <w:tab/>
+      </w:r>
+      <w:r>
+        <w:rPr>
+          <w:rFonts w:ascii="Times New Roman" w:hAnsi="Times New Roman" w:cs="Times New Roman"/>
+        </w:rPr>
+        <w:tab/>
+      </w:r>
+      <w:r>
+        <w:rPr>
+          <w:rFonts w:ascii="Times New Roman" w:hAnsi="Times New Roman" w:cs="Times New Roman"/>
+        </w:rPr>
+        <w:tab/>
+      </w:r>
+      <w:r>
+        <w:rPr>
+          <w:rFonts w:ascii="Times New Roman" w:hAnsi="Times New Roman" w:cs="Times New Roman"/>
+        </w:rPr>
+        <w:tab/>
+      </w:r>
+      <w:r>
+        <w:rPr>
+          <w:rFonts w:ascii="Times New Roman" w:hAnsi="Times New Roman" w:cs="Times New Roman"/>
+        </w:rPr>
+        <w:t>4759</w:t>
+      </w:r>
+      <w:r>
+        <w:rPr>
+          <w:rFonts w:ascii="Times New Roman" w:hAnsi="Times New Roman" w:cs="Times New Roman"/>
+        </w:rPr>
+        <w:tab/>
+      </w:r>
+      <w:r>
+        <w:rPr>
+          <w:rFonts w:ascii="Times New Roman" w:hAnsi="Times New Roman" w:cs="Times New Roman"/>
+          <w:b/>
+        </w:rPr>
+        <w:t>Bán lẻ đồ điện gia dụng, giường, tủ, bàn, ghế và đồ nội thất tương tự, đèn và bộ đèn điện, đồ dùng gia đình khác chưa được phân vào đâu</w:t>
+      </w:r>
+    </w:p>
+    <w:p>
+      <w:pPr>
+        <w:rPr>
+          <w:rFonts w:ascii="Times New Roman" w:hAnsi="Times New Roman" w:cs="Times New Roman"/>
+        </w:rPr>
+      </w:pPr>
+      <w:r>
+        <w:rPr>
+          <w:rFonts w:ascii="Times New Roman" w:hAnsi="Times New Roman" w:cs="Times New Roman"/>
+        </w:rPr>
+        <w:tab/>
+      </w:r>
+      <w:r>
+        <w:rPr>
+          <w:rFonts w:ascii="Times New Roman" w:hAnsi="Times New Roman" w:cs="Times New Roman"/>
+        </w:rPr>
+        <w:tab/>
+      </w:r>
+      <w:r>
+        <w:rPr>
+          <w:rFonts w:ascii="Times New Roman" w:hAnsi="Times New Roman" w:cs="Times New Roman"/>
+        </w:rPr>
+        <w:tab/>
+      </w:r>
+      <w:r>
+        <w:rPr>
+          <w:rFonts w:ascii="Times New Roman" w:hAnsi="Times New Roman" w:cs="Times New Roman"/>
+        </w:rPr>
+        <w:tab/>
+      </w:r>
+      <w:r>
+        <w:rPr>
+          <w:rFonts w:ascii="Times New Roman" w:hAnsi="Times New Roman" w:cs="Times New Roman"/>
+        </w:rPr>
+        <w:tab/>
+      </w:r>
+      <w:r>
+        <w:rPr>
+          <w:rFonts w:ascii="Times New Roman" w:hAnsi="Times New Roman" w:cs="Times New Roman"/>
+        </w:rPr>
+        <w:t>Chi tiết: Bán lẻ giường, tủ, bàn, ghế và đồ dùng nội thất tương tự trong các cửa hàng chuyên doanh</w:t>
+      </w:r>
     </w:p>
     <w:sectPr>
       <w:pgSz w:w="12240" w:h="15840"/>
@@ -1951,6 +3034,118 @@
     </w:lvl>
   </w:abstractNum>
   <w:abstractNum w:abstractNumId="3" w15:restartNumberingAfterBreak="0">
+    <w:nsid w:val="706C257B"/>
+    <w:multiLevelType w:val="hybridMultilevel"/>
+    <w:tmpl w:val="6E3699A8"/>
+    <w:lvl w:ilvl="0" w:tplc="43601434">
+      <w:numFmt w:val="bullet"/>
+      <w:lvlText w:val="-"/>
+      <w:lvlJc w:val="left"/>
+      <w:pPr>
+        <w:ind w:left="720" w:hanging="360"/>
+      </w:pPr>
+      <w:rPr>
+        <w:rFonts w:ascii="Calibri" w:eastAsiaTheme="minorHAnsi" w:hAnsi="Calibri" w:cs="Calibri" w:hint="default"/>
+      </w:rPr>
+    </w:lvl>
+    <w:lvl w:ilvl="1" w:tplc="04090003">
+      <w:start w:val="1"/>
+      <w:numFmt w:val="bullet"/>
+      <w:lvlText w:val="o"/>
+      <w:lvlJc w:val="left"/>
+      <w:pPr>
+        <w:ind w:left="1440" w:hanging="360"/>
+      </w:pPr>
+      <w:rPr>
+        <w:rFonts w:ascii="Courier New" w:hAnsi="Courier New" w:cs="Courier New" w:hint="default"/>
+      </w:rPr>
+    </w:lvl>
+    <w:lvl w:ilvl="2" w:tplc="04090005">
+      <w:start w:val="1"/>
+      <w:numFmt w:val="bullet"/>
+      <w:lvlText w:val=""/>
+      <w:lvlJc w:val="left"/>
+      <w:pPr>
+        <w:ind w:left="2160" w:hanging="360"/>
+      </w:pPr>
+      <w:rPr>
+        <w:rFonts w:ascii="Wingdings" w:hAnsi="Wingdings" w:hint="default"/>
+      </w:rPr>
+    </w:lvl>
+    <w:lvl w:ilvl="3" w:tplc="04090001">
+      <w:start w:val="1"/>
+      <w:numFmt w:val="bullet"/>
+      <w:lvlText w:val=""/>
+      <w:lvlJc w:val="left"/>
+      <w:pPr>
+        <w:ind w:left="2880" w:hanging="360"/>
+      </w:pPr>
+      <w:rPr>
+        <w:rFonts w:ascii="Symbol" w:hAnsi="Symbol" w:hint="default"/>
+      </w:rPr>
+    </w:lvl>
+    <w:lvl w:ilvl="4" w:tplc="04090003">
+      <w:start w:val="1"/>
+      <w:numFmt w:val="bullet"/>
+      <w:lvlText w:val="o"/>
+      <w:lvlJc w:val="left"/>
+      <w:pPr>
+        <w:ind w:left="3600" w:hanging="360"/>
+      </w:pPr>
+      <w:rPr>
+        <w:rFonts w:ascii="Courier New" w:hAnsi="Courier New" w:cs="Courier New" w:hint="default"/>
+      </w:rPr>
+    </w:lvl>
+    <w:lvl w:ilvl="5" w:tplc="04090005" w:tentative="1">
+      <w:start w:val="1"/>
+      <w:numFmt w:val="bullet"/>
+      <w:lvlText w:val=""/>
+      <w:lvlJc w:val="left"/>
+      <w:pPr>
+        <w:ind w:left="4320" w:hanging="360"/>
+      </w:pPr>
+      <w:rPr>
+        <w:rFonts w:ascii="Wingdings" w:hAnsi="Wingdings" w:hint="default"/>
+      </w:rPr>
+    </w:lvl>
+    <w:lvl w:ilvl="6" w:tplc="04090001" w:tentative="1">
+      <w:start w:val="1"/>
+      <w:numFmt w:val="bullet"/>
+      <w:lvlText w:val=""/>
+      <w:lvlJc w:val="left"/>
+      <w:pPr>
+        <w:ind w:left="5040" w:hanging="360"/>
+      </w:pPr>
+      <w:rPr>
+        <w:rFonts w:ascii="Symbol" w:hAnsi="Symbol" w:hint="default"/>
+      </w:rPr>
+    </w:lvl>
+    <w:lvl w:ilvl="7" w:tplc="04090003" w:tentative="1">
+      <w:start w:val="1"/>
+      <w:numFmt w:val="bullet"/>
+      <w:lvlText w:val="o"/>
+      <w:lvlJc w:val="left"/>
+      <w:pPr>
+        <w:ind w:left="5760" w:hanging="360"/>
+      </w:pPr>
+      <w:rPr>
+        <w:rFonts w:ascii="Courier New" w:hAnsi="Courier New" w:cs="Courier New" w:hint="default"/>
+      </w:rPr>
+    </w:lvl>
+    <w:lvl w:ilvl="8" w:tplc="04090005" w:tentative="1">
+      <w:start w:val="1"/>
+      <w:numFmt w:val="bullet"/>
+      <w:lvlText w:val=""/>
+      <w:lvlJc w:val="left"/>
+      <w:pPr>
+        <w:ind w:left="6480" w:hanging="360"/>
+      </w:pPr>
+      <w:rPr>
+        <w:rFonts w:ascii="Wingdings" w:hAnsi="Wingdings" w:hint="default"/>
+      </w:rPr>
+    </w:lvl>
+  </w:abstractNum>
+  <w:abstractNum w:abstractNumId="4" w15:restartNumberingAfterBreak="0">
     <w:nsid w:val="70937BBD"/>
     <w:multiLevelType w:val="multilevel"/>
     <w:tmpl w:val="8E84EC9C"/>
@@ -2100,7 +3295,7 @@
     </w:lvl>
   </w:abstractNum>
   <w:num w:numId="1">
-    <w:abstractNumId w:val="3"/>
+    <w:abstractNumId w:val="4"/>
   </w:num>
   <w:num w:numId="2">
     <w:abstractNumId w:val="2"/>
@@ -2110,6 +3305,9 @@
   </w:num>
   <w:num w:numId="4">
     <w:abstractNumId w:val="1"/>
+  </w:num>
+  <w:num w:numId="5">
+    <w:abstractNumId w:val="3"/>
   </w:num>
 </w:numbering>
 </file>
@@ -2527,6 +3725,29 @@
       <w:szCs w:val="36"/>
     </w:rPr>
   </w:style>
+  <w:style w:type="paragraph" w:styleId="Heading3">
+    <w:name w:val="heading 3"/>
+    <w:basedOn w:val="Normal"/>
+    <w:next w:val="Normal"/>
+    <w:link w:val="Heading3Char"/>
+    <w:uiPriority w:val="9"/>
+    <w:semiHidden/>
+    <w:unhideWhenUsed/>
+    <w:qFormat/>
+    <w:rsid w:val="00DA2F43"/>
+    <w:pPr>
+      <w:keepNext/>
+      <w:keepLines/>
+      <w:spacing w:before="40" w:after="0"/>
+      <w:outlineLvl w:val="2"/>
+    </w:pPr>
+    <w:rPr>
+      <w:rFonts w:asciiTheme="majorHAnsi" w:eastAsiaTheme="majorEastAsia" w:hAnsiTheme="majorHAnsi" w:cstheme="majorBidi"/>
+      <w:color w:val="1F4D78" w:themeColor="accent1" w:themeShade="7F"/>
+      <w:sz w:val="24"/>
+      <w:szCs w:val="24"/>
+    </w:rPr>
+  </w:style>
   <w:style w:type="character" w:default="1" w:styleId="DefaultParagraphFont">
     <w:name w:val="Default Paragraph Font"/>
     <w:uiPriority w:val="1"/>
@@ -2724,6 +3945,41 @@
     <w:name w:val="citation-253"/>
     <w:basedOn w:val="DefaultParagraphFont"/>
     <w:rsid w:val="00901F06"/>
+  </w:style>
+  <w:style w:type="paragraph" w:styleId="ListParagraph">
+    <w:name w:val="List Paragraph"/>
+    <w:basedOn w:val="Normal"/>
+    <w:uiPriority w:val="34"/>
+    <w:qFormat/>
+    <w:rsid w:val="001E6681"/>
+    <w:pPr>
+      <w:ind w:left="720"/>
+      <w:contextualSpacing/>
+    </w:pPr>
+  </w:style>
+  <w:style w:type="character" w:customStyle="1" w:styleId="Heading3Char">
+    <w:name w:val="Heading 3 Char"/>
+    <w:basedOn w:val="DefaultParagraphFont"/>
+    <w:link w:val="Heading3"/>
+    <w:uiPriority w:val="9"/>
+    <w:semiHidden/>
+    <w:rsid w:val="00DA2F43"/>
+    <w:rPr>
+      <w:rFonts w:asciiTheme="majorHAnsi" w:eastAsiaTheme="majorEastAsia" w:hAnsiTheme="majorHAnsi" w:cstheme="majorBidi"/>
+      <w:color w:val="1F4D78" w:themeColor="accent1" w:themeShade="7F"/>
+      <w:sz w:val="24"/>
+      <w:szCs w:val="24"/>
+    </w:rPr>
+  </w:style>
+  <w:style w:type="character" w:customStyle="1" w:styleId="badge">
+    <w:name w:val="badge"/>
+    <w:basedOn w:val="DefaultParagraphFont"/>
+    <w:rsid w:val="00500F4C"/>
+  </w:style>
+  <w:style w:type="character" w:customStyle="1" w:styleId="lbl">
+    <w:name w:val="lbl"/>
+    <w:basedOn w:val="DefaultParagraphFont"/>
+    <w:rsid w:val="00500F4C"/>
   </w:style>
 </w:styles>
 </file>

--- a/CÔNG TY TNHH VENUS MANUFACTURING/Notes.docx
+++ b/CÔNG TY TNHH VENUS MANUFACTURING/Notes.docx
@@ -2,6 +2,37 @@
 <file path=word/document.xml><?xml version="1.0" encoding="utf-8"?>
 <w:document xmlns:wpc="http://schemas.microsoft.com/office/word/2010/wordprocessingCanvas" xmlns:cx="http://schemas.microsoft.com/office/drawing/2014/chartex" xmlns:cx1="http://schemas.microsoft.com/office/drawing/2015/9/8/chartex" xmlns:mc="http://schemas.openxmlformats.org/markup-compatibility/2006" xmlns:o="urn:schemas-microsoft-com:office:office" xmlns:r="http://schemas.openxmlformats.org/officeDocument/2006/relationships" xmlns:m="http://schemas.openxmlformats.org/officeDocument/2006/math" xmlns:v="urn:schemas-microsoft-com:vml" xmlns:wp14="http://schemas.microsoft.com/office/word/2010/wordprocessingDrawing" xmlns:wp="http://schemas.openxmlformats.org/drawingml/2006/wordprocessingDrawing" xmlns:w10="urn:schemas-microsoft-com:office:word" xmlns:w="http://schemas.openxmlformats.org/wordprocessingml/2006/main" xmlns:w14="http://schemas.microsoft.com/office/word/2010/wordml" xmlns:w15="http://schemas.microsoft.com/office/word/2012/wordml" xmlns:w16se="http://schemas.microsoft.com/office/word/2015/wordml/symex" xmlns:wpg="http://schemas.microsoft.com/office/word/2010/wordprocessingGroup" xmlns:wpi="http://schemas.microsoft.com/office/word/2010/wordprocessingInk" xmlns:wne="http://schemas.microsoft.com/office/word/2006/wordml" xmlns:wps="http://schemas.microsoft.com/office/word/2010/wordprocessingShape" mc:Ignorable="w14 w15 w16se wp14">
   <w:body>
+    <w:p>
+      <w:pPr>
+        <w:spacing w:before="100" w:beforeAutospacing="1" w:after="100" w:afterAutospacing="1" w:line="240" w:lineRule="auto"/>
+        <w:outlineLvl w:val="1"/>
+        <w:rPr>
+          <w:rFonts w:ascii="Times New Roman" w:eastAsia="Times New Roman" w:hAnsi="Times New Roman" w:cs="Times New Roman"/>
+          <w:b/>
+          <w:bCs/>
+          <w:sz w:val="36"/>
+          <w:szCs w:val="36"/>
+        </w:rPr>
+      </w:pPr>
+      <w:r>
+        <w:rPr>
+          <w:rFonts w:ascii="Times New Roman" w:hAnsi="Times New Roman"/>
+          <w:sz w:val="26"/>
+          <w:szCs w:val="26"/>
+          <w:lang w:val="sv-SE"/>
+        </w:rPr>
+        <w:t xml:space="preserve">Phòng Đăng ký kinh doanh - Sở Tài Chính </w:t>
+      </w:r>
+      <w:r>
+        <w:rPr>
+          <w:rFonts w:ascii="Times New Roman" w:hAnsi="Times New Roman"/>
+          <w:sz w:val="26"/>
+          <w:szCs w:val="26"/>
+          <w:lang w:val="sv-SE"/>
+        </w:rPr>
+        <w:t>tỉnh Bình Dương</w:t>
+      </w:r>
+    </w:p>
     <w:p>
       <w:pPr>
         <w:spacing w:before="100" w:beforeAutospacing="1" w:after="100" w:afterAutospacing="1" w:line="240" w:lineRule="auto"/>
@@ -1195,7 +1226,72 @@
           <w:sz w:val="24"/>
           <w:szCs w:val="24"/>
         </w:rPr>
-        <w:t>Thành viên mới(mua lại toàn bộ phần góp vốn của ĐẶNG NGỌC CHÂU):</w:t>
+        <w:t>Thành viên mới</w:t>
+      </w:r>
+      <w:r>
+        <w:rPr>
+          <w:rFonts w:ascii="Times New Roman" w:eastAsia="Times New Roman" w:hAnsi="Times New Roman" w:cs="Times New Roman"/>
+          <w:sz w:val="24"/>
+          <w:szCs w:val="24"/>
+        </w:rPr>
+        <w:t xml:space="preserve"> </w:t>
+      </w:r>
+      <w:r>
+        <w:rPr>
+          <w:rFonts w:ascii="Times New Roman" w:eastAsia="Times New Roman" w:hAnsi="Times New Roman" w:cs="Times New Roman"/>
+          <w:bCs/>
+          <w:sz w:val="24"/>
+          <w:szCs w:val="24"/>
+        </w:rPr>
+        <w:t>PHẠM CÔNG SANG</w:t>
+      </w:r>
+      <w:r>
+        <w:rPr>
+          <w:rFonts w:ascii="Times New Roman" w:eastAsia="Times New Roman" w:hAnsi="Times New Roman" w:cs="Times New Roman"/>
+          <w:sz w:val="24"/>
+          <w:szCs w:val="24"/>
+        </w:rPr>
+        <w:t xml:space="preserve"> </w:t>
+      </w:r>
+      <w:r>
+        <w:rPr>
+          <w:rFonts w:ascii="Times New Roman" w:eastAsia="Times New Roman" w:hAnsi="Times New Roman" w:cs="Times New Roman"/>
+          <w:sz w:val="24"/>
+          <w:szCs w:val="24"/>
+        </w:rPr>
+        <w:t xml:space="preserve">mua lại toàn bộ phần góp </w:t>
+      </w:r>
+      <w:r>
+        <w:rPr>
+          <w:rFonts w:ascii="Times New Roman" w:eastAsia="Times New Roman" w:hAnsi="Times New Roman" w:cs="Times New Roman"/>
+          <w:sz w:val="24"/>
+          <w:szCs w:val="24"/>
+        </w:rPr>
+        <w:t xml:space="preserve">vốn </w:t>
+      </w:r>
+      <w:r>
+        <w:rPr>
+          <w:rFonts w:ascii="Times New Roman" w:eastAsia="Times New Roman" w:hAnsi="Times New Roman" w:cs="Times New Roman"/>
+          <w:sz w:val="24"/>
+          <w:szCs w:val="24"/>
+        </w:rPr>
+        <w:t xml:space="preserve">60% </w:t>
+      </w:r>
+      <w:r>
+        <w:rPr>
+          <w:rFonts w:ascii="Times New Roman" w:eastAsia="Times New Roman" w:hAnsi="Times New Roman" w:cs="Times New Roman"/>
+          <w:sz w:val="24"/>
+          <w:szCs w:val="24"/>
+        </w:rPr>
+        <w:t>của ĐẶNG NGỌC CHÂU</w:t>
+      </w:r>
+      <w:r>
+        <w:rPr>
+          <w:rFonts w:ascii="Times New Roman" w:eastAsia="Times New Roman" w:hAnsi="Times New Roman" w:cs="Times New Roman"/>
+          <w:sz w:val="24"/>
+          <w:szCs w:val="24"/>
+        </w:rPr>
+        <w:t>:</w:t>
       </w:r>
     </w:p>
     <w:p>
@@ -1215,6 +1311,7 @@
           <w:sz w:val="24"/>
           <w:szCs w:val="24"/>
         </w:rPr>
+        <w:lastRenderedPageBreak/>
         <w:t>Họ và tên:</w:t>
       </w:r>
       <w:r>
@@ -1238,7 +1335,6 @@
         <w:rPr>
           <w:bCs/>
         </w:rPr>
-        <w:lastRenderedPageBreak/>
         <w:t>Ngày sinh:</w:t>
       </w:r>
       <w:r>
@@ -1260,11 +1356,14 @@
     <w:p>
       <w:pPr>
         <w:pStyle w:val="NormalWeb"/>
-      </w:pPr>
-      <w:r>
         <w:rPr>
           <w:bCs/>
         </w:rPr>
+      </w:pPr>
+      <w:r>
+        <w:rPr>
+          <w:bCs/>
+        </w:rPr>
         <w:t>Giới tính:</w:t>
       </w:r>
       <w:r>
@@ -1273,105 +1372,363 @@
     </w:p>
     <w:p>
       <w:pPr>
+        <w:pStyle w:val="NormalWeb"/>
+      </w:pPr>
+      <w:r>
+        <w:t xml:space="preserve"> </w:t>
+      </w:r>
+      <w:r>
+        <w:rPr>
+          <w:bCs/>
+        </w:rPr>
+        <w:t xml:space="preserve">Số </w:t>
+      </w:r>
+      <w:r>
+        <w:rPr>
+          <w:bCs/>
+        </w:rPr>
+        <w:t>căn cước công dân</w:t>
+      </w:r>
+      <w:r>
+        <w:rPr>
+          <w:bCs/>
+        </w:rPr>
+        <w:t>:</w:t>
+      </w:r>
+      <w:r>
+        <w:t xml:space="preserve"> 080094013275</w:t>
+      </w:r>
+    </w:p>
+    <w:p>
+      <w:pPr>
+        <w:pStyle w:val="NormalWeb"/>
+      </w:pPr>
+      <w:r>
+        <w:t>Ngày cấp: 20/08/2021</w:t>
+      </w:r>
+    </w:p>
+    <w:p>
+      <w:pPr>
+        <w:pStyle w:val="NormalWeb"/>
+      </w:pPr>
+      <w:r>
+        <w:t>Nơi cấp: Bộ Công An</w:t>
+      </w:r>
+    </w:p>
+    <w:p>
+      <w:pPr>
+        <w:pStyle w:val="NormalWeb"/>
+      </w:pPr>
+      <w:r>
+        <w:rPr>
+          <w:bCs/>
+        </w:rPr>
+        <w:t>Số điện thoại:</w:t>
+      </w:r>
+      <w:r>
+        <w:t xml:space="preserve"> 0962952873</w:t>
+      </w:r>
+    </w:p>
+    <w:p>
+      <w:pPr>
+        <w:pStyle w:val="NormalWeb"/>
+      </w:pPr>
+      <w:r>
+        <w:rPr>
+          <w:bCs/>
+        </w:rPr>
+        <w:t xml:space="preserve">Địa chỉ </w:t>
+      </w:r>
+      <w:r>
+        <w:rPr>
+          <w:bCs/>
+        </w:rPr>
+        <w:t>thường trú</w:t>
+      </w:r>
+      <w:r>
+        <w:rPr>
+          <w:bCs/>
+        </w:rPr>
+        <w:t xml:space="preserve"> và liên lạc</w:t>
+      </w:r>
+      <w:r>
+        <w:rPr>
+          <w:bCs/>
+        </w:rPr>
+        <w:t>:</w:t>
+      </w:r>
+      <w:r>
+        <w:t xml:space="preserve"> Số Nhà 224, Ấp Mỹ Đạo, Xã Nhựt Tảo, Tỉnh Tây Ninh</w:t>
+      </w:r>
+    </w:p>
+    <w:p>
+      <w:pPr>
         <w:spacing w:before="100" w:beforeAutospacing="1" w:after="100" w:afterAutospacing="1" w:line="240" w:lineRule="auto"/>
         <w:rPr>
           <w:rFonts w:ascii="Times New Roman" w:eastAsia="Times New Roman" w:hAnsi="Times New Roman" w:cs="Times New Roman"/>
-          <w:bCs/>
-          <w:sz w:val="24"/>
-          <w:szCs w:val="24"/>
-        </w:rPr>
-      </w:pPr>
-    </w:p>
-    <w:p>
-      <w:pPr>
-        <w:pStyle w:val="NormalWeb"/>
-      </w:pPr>
-      <w:r>
+          <w:sz w:val="24"/>
+          <w:szCs w:val="24"/>
+        </w:rPr>
+      </w:pPr>
+    </w:p>
+    <w:p>
+      <w:pPr>
+        <w:tabs>
+          <w:tab w:val="left" w:leader="dot" w:pos="8789"/>
+        </w:tabs>
+        <w:spacing w:before="120" w:after="200" w:line="276" w:lineRule="auto"/>
+        <w:rPr>
+          <w:rFonts w:ascii="Times New Roman" w:eastAsia="Calibri" w:hAnsi="Times New Roman" w:cs="Times New Roman"/>
+          <w:sz w:val="26"/>
+          <w:szCs w:val="26"/>
+          <w:lang w:val="vi-VN"/>
+        </w:rPr>
+      </w:pPr>
+      <w:r>
+        <w:rPr>
+          <w:rFonts w:ascii="Times New Roman" w:eastAsia="Calibri" w:hAnsi="Times New Roman" w:cs="Times New Roman"/>
+          <w:sz w:val="26"/>
+          <w:szCs w:val="26"/>
+          <w:lang w:val="vi-VN"/>
+        </w:rPr>
+        <w:t xml:space="preserve">Họ và tên: </w:t>
+      </w:r>
+      <w:r>
+        <w:rPr>
+          <w:rFonts w:ascii="Times New Roman" w:eastAsia="Times New Roman" w:hAnsi="Times New Roman" w:cs="Times New Roman"/>
+          <w:sz w:val="24"/>
+          <w:szCs w:val="24"/>
+        </w:rPr>
+        <w:t>ĐẶNG NGỌC CHÂU</w:t>
+      </w:r>
+      <w:r>
+        <w:rPr>
+          <w:rFonts w:ascii="Times New Roman" w:eastAsia="Calibri" w:hAnsi="Times New Roman" w:cs="Times New Roman"/>
+          <w:sz w:val="26"/>
+          <w:szCs w:val="26"/>
+          <w:lang w:val="vi-VN"/>
+        </w:rPr>
+        <w:t xml:space="preserve">   Giới tính: Nam</w:t>
+      </w:r>
+    </w:p>
+    <w:p>
+      <w:pPr>
+        <w:tabs>
+          <w:tab w:val="left" w:leader="dot" w:pos="8789"/>
+        </w:tabs>
+        <w:spacing w:before="120" w:after="200" w:line="276" w:lineRule="auto"/>
+        <w:rPr>
+          <w:rFonts w:ascii="Times New Roman" w:eastAsia="Calibri" w:hAnsi="Times New Roman" w:cs="Times New Roman"/>
+          <w:sz w:val="26"/>
+          <w:szCs w:val="26"/>
+          <w:lang w:val="vi-VN"/>
+        </w:rPr>
+      </w:pPr>
+      <w:r>
+        <w:rPr>
+          <w:rFonts w:ascii="Times New Roman" w:eastAsia="Calibri" w:hAnsi="Times New Roman" w:cs="Times New Roman"/>
+          <w:sz w:val="26"/>
+          <w:szCs w:val="26"/>
+          <w:lang w:val="vi-VN"/>
+        </w:rPr>
+        <w:t>Sinh ngày: 2</w:t>
+      </w:r>
+      <w:r>
+        <w:rPr>
+          <w:rFonts w:ascii="Times New Roman" w:eastAsia="Calibri" w:hAnsi="Times New Roman" w:cs="Times New Roman"/>
+          <w:sz w:val="26"/>
+          <w:szCs w:val="26"/>
+        </w:rPr>
+        <w:t>1</w:t>
+      </w:r>
+      <w:r>
+        <w:rPr>
+          <w:rFonts w:ascii="Times New Roman" w:eastAsia="Calibri" w:hAnsi="Times New Roman" w:cs="Times New Roman"/>
+          <w:sz w:val="26"/>
+          <w:szCs w:val="26"/>
+          <w:lang w:val="vi-VN"/>
+        </w:rPr>
+        <w:t>/</w:t>
+      </w:r>
+      <w:r>
+        <w:rPr>
+          <w:rFonts w:ascii="Times New Roman" w:eastAsia="Calibri" w:hAnsi="Times New Roman" w:cs="Times New Roman"/>
+          <w:sz w:val="26"/>
+          <w:szCs w:val="26"/>
+        </w:rPr>
+        <w:t>12</w:t>
+      </w:r>
+      <w:r>
+        <w:rPr>
+          <w:rFonts w:ascii="Times New Roman" w:eastAsia="Calibri" w:hAnsi="Times New Roman" w:cs="Times New Roman"/>
+          <w:sz w:val="26"/>
+          <w:szCs w:val="26"/>
+          <w:lang w:val="vi-VN"/>
+        </w:rPr>
+        <w:t>/197</w:t>
+      </w:r>
+      <w:r>
+        <w:rPr>
+          <w:rFonts w:ascii="Times New Roman" w:eastAsia="Calibri" w:hAnsi="Times New Roman" w:cs="Times New Roman"/>
+          <w:sz w:val="26"/>
+          <w:szCs w:val="26"/>
+        </w:rPr>
+        <w:t>9</w:t>
+      </w:r>
+      <w:r>
+        <w:rPr>
+          <w:rFonts w:ascii="Times New Roman" w:eastAsia="Calibri" w:hAnsi="Times New Roman" w:cs="Times New Roman"/>
+          <w:sz w:val="26"/>
+          <w:szCs w:val="26"/>
+          <w:lang w:val="vi-VN"/>
+        </w:rPr>
+        <w:t>  Dân tộc: Kinh  Quốc tịch: Việt Nam</w:t>
+      </w:r>
+    </w:p>
+    <w:p>
+      <w:pPr>
+        <w:tabs>
+          <w:tab w:val="left" w:leader="dot" w:pos="8789"/>
+        </w:tabs>
+        <w:spacing w:before="120" w:after="200" w:line="276" w:lineRule="auto"/>
+        <w:rPr>
+          <w:rFonts w:ascii="Times New Roman" w:eastAsia="Calibri" w:hAnsi="Times New Roman" w:cs="Times New Roman"/>
+          <w:sz w:val="26"/>
+          <w:szCs w:val="26"/>
+          <w:lang w:val="vi-VN"/>
+        </w:rPr>
+      </w:pPr>
+      <w:r>
+        <w:rPr>
+          <w:rFonts w:ascii="Times New Roman" w:eastAsia="Calibri" w:hAnsi="Times New Roman" w:cs="Times New Roman"/>
+          <w:sz w:val="26"/>
+          <w:szCs w:val="26"/>
+          <w:lang w:val="vi-VN"/>
+        </w:rPr>
+        <w:t xml:space="preserve">Số giấy tờ pháp lý của cá nhân: </w:t>
+      </w:r>
+      <w:r>
+        <w:rPr>
+          <w:rFonts w:ascii="Times New Roman" w:eastAsia="Times New Roman" w:hAnsi="Times New Roman" w:cs="Times New Roman"/>
+          <w:sz w:val="24"/>
+          <w:szCs w:val="24"/>
+        </w:rPr>
+        <w:t>083079003498</w:t>
+      </w:r>
+    </w:p>
+    <w:p>
+      <w:pPr>
+        <w:tabs>
+          <w:tab w:val="left" w:leader="dot" w:pos="8789"/>
+        </w:tabs>
+        <w:spacing w:before="120" w:after="200" w:line="276" w:lineRule="auto"/>
+        <w:rPr>
+          <w:rFonts w:ascii="Times New Roman" w:eastAsia="Calibri" w:hAnsi="Times New Roman" w:cs="Times New Roman"/>
+          <w:sz w:val="26"/>
+          <w:szCs w:val="26"/>
+          <w:lang w:val="vi-VN"/>
+        </w:rPr>
+      </w:pPr>
+      <w:r>
+        <w:rPr>
+          <w:rFonts w:ascii="Times New Roman" w:eastAsia="Calibri" w:hAnsi="Times New Roman" w:cs="Times New Roman"/>
+          <w:sz w:val="26"/>
+          <w:szCs w:val="26"/>
+          <w:lang w:val="vi-VN"/>
+        </w:rPr>
+        <w:t>Ngày cấp: 2</w:t>
+      </w:r>
+      <w:r>
+        <w:rPr>
+          <w:rFonts w:ascii="Times New Roman" w:eastAsia="Calibri" w:hAnsi="Times New Roman" w:cs="Times New Roman"/>
+          <w:sz w:val="26"/>
+          <w:szCs w:val="26"/>
+        </w:rPr>
+        <w:t>9</w:t>
+      </w:r>
+      <w:r>
+        <w:rPr>
+          <w:rFonts w:ascii="Times New Roman" w:eastAsia="Calibri" w:hAnsi="Times New Roman" w:cs="Times New Roman"/>
+          <w:sz w:val="26"/>
+          <w:szCs w:val="26"/>
+          <w:lang w:val="vi-VN"/>
+        </w:rPr>
+        <w:t>/</w:t>
+      </w:r>
+      <w:r>
+        <w:rPr>
+          <w:rFonts w:ascii="Times New Roman" w:eastAsia="Calibri" w:hAnsi="Times New Roman" w:cs="Times New Roman"/>
+          <w:sz w:val="26"/>
+          <w:szCs w:val="26"/>
+        </w:rPr>
+        <w:t>05</w:t>
+      </w:r>
+      <w:r>
+        <w:rPr>
+          <w:rFonts w:ascii="Times New Roman" w:eastAsia="Calibri" w:hAnsi="Times New Roman" w:cs="Times New Roman"/>
+          <w:sz w:val="26"/>
+          <w:szCs w:val="26"/>
+          <w:lang w:val="vi-VN"/>
+        </w:rPr>
+        <w:t>/202</w:t>
+      </w:r>
+      <w:r>
+        <w:rPr>
+          <w:rFonts w:ascii="Times New Roman" w:eastAsia="Calibri" w:hAnsi="Times New Roman" w:cs="Times New Roman"/>
+          <w:sz w:val="26"/>
+          <w:szCs w:val="26"/>
+        </w:rPr>
+        <w:t>3</w:t>
+      </w:r>
+      <w:r>
+        <w:rPr>
+          <w:rFonts w:ascii="Times New Roman" w:eastAsia="Calibri" w:hAnsi="Times New Roman" w:cs="Times New Roman"/>
+          <w:sz w:val="26"/>
+          <w:szCs w:val="26"/>
+          <w:lang w:val="vi-VN"/>
+        </w:rPr>
+        <w:t>  Nơi cấp: Cục Cảnh sát quản lý hành chính về trật tự xã hội</w:t>
+      </w:r>
+    </w:p>
+    <w:p>
+      <w:pPr>
+        <w:tabs>
+          <w:tab w:val="left" w:leader="dot" w:pos="8789"/>
+        </w:tabs>
+        <w:spacing w:before="120" w:after="200" w:line="276" w:lineRule="auto"/>
+        <w:rPr>
+          <w:rFonts w:ascii="Times New Roman" w:eastAsia="Calibri" w:hAnsi="Times New Roman" w:cs="Times New Roman"/>
+          <w:sz w:val="26"/>
+          <w:szCs w:val="26"/>
+          <w:lang w:val="vi-VN"/>
+        </w:rPr>
+      </w:pPr>
+      <w:r>
+        <w:rPr>
+          <w:rFonts w:ascii="Times New Roman" w:eastAsia="Calibri" w:hAnsi="Times New Roman" w:cs="Times New Roman"/>
+          <w:sz w:val="26"/>
+          <w:szCs w:val="26"/>
+          <w:lang w:val="vi-VN"/>
+        </w:rPr>
+        <w:t xml:space="preserve">Địa chỉ thường trú: </w:t>
+      </w:r>
+      <w:r>
+        <w:rPr>
+          <w:rFonts w:ascii="Times New Roman" w:eastAsia="Times New Roman" w:hAnsi="Times New Roman" w:cs="Times New Roman"/>
+          <w:sz w:val="24"/>
+          <w:szCs w:val="24"/>
+        </w:rPr>
+        <w:t>Số 2/125 Đ Áp Đình, Xã   Hóc Môn, Thành phố Hồ Chí Minh</w:t>
+      </w:r>
+      <w:r>
+        <w:rPr>
+          <w:rFonts w:ascii="Times New Roman" w:eastAsia="Calibri" w:hAnsi="Times New Roman" w:cs="Times New Roman"/>
+          <w:sz w:val="26"/>
+          <w:szCs w:val="26"/>
+          <w:lang w:val="vi-VN"/>
+        </w:rPr>
         <w:t xml:space="preserve"> </w:t>
       </w:r>
-      <w:r>
-        <w:rPr>
-          <w:bCs/>
-        </w:rPr>
-        <w:t xml:space="preserve">Số </w:t>
-      </w:r>
-      <w:r>
-        <w:rPr>
-          <w:bCs/>
-        </w:rPr>
-        <w:t>căn cước công dân</w:t>
-      </w:r>
-      <w:r>
-        <w:rPr>
-          <w:bCs/>
-        </w:rPr>
-        <w:t>:</w:t>
-      </w:r>
-      <w:r>
-        <w:t xml:space="preserve"> 080094013275</w:t>
-      </w:r>
-    </w:p>
-    <w:p>
-      <w:pPr>
-        <w:pStyle w:val="NormalWeb"/>
-      </w:pPr>
-      <w:r>
-        <w:t>Ngày cấp: 20/08/2021</w:t>
-      </w:r>
-    </w:p>
-    <w:p>
-      <w:pPr>
-        <w:pStyle w:val="NormalWeb"/>
-      </w:pPr>
-      <w:r>
-        <w:t>Nơi cấp: Bộ Công An</w:t>
-      </w:r>
-    </w:p>
-    <w:p>
-      <w:pPr>
-        <w:pStyle w:val="NormalWeb"/>
-      </w:pPr>
-      <w:r>
-        <w:rPr>
-          <w:bCs/>
-        </w:rPr>
-        <w:t>Số điện thoại:</w:t>
-      </w:r>
-      <w:r>
-        <w:t xml:space="preserve"> 0962952873</w:t>
-      </w:r>
-    </w:p>
-    <w:p>
-      <w:pPr>
-        <w:pStyle w:val="NormalWeb"/>
-      </w:pPr>
-      <w:r>
-        <w:rPr>
-          <w:bCs/>
-        </w:rPr>
-        <w:t xml:space="preserve">Địa chỉ </w:t>
-      </w:r>
-      <w:r>
-        <w:rPr>
-          <w:bCs/>
-        </w:rPr>
-        <w:t>thường trú</w:t>
-      </w:r>
-      <w:r>
-        <w:rPr>
-          <w:bCs/>
-        </w:rPr>
-        <w:t xml:space="preserve"> và liên lạc</w:t>
-      </w:r>
-      <w:r>
-        <w:rPr>
-          <w:bCs/>
-        </w:rPr>
-        <w:t>:</w:t>
-      </w:r>
-      <w:r>
-        <w:t xml:space="preserve"> Số Nhà 224, Ấp Mỹ Đạo, Xã Nhựt Tảo, Tỉnh Tây Ninh</w:t>
-      </w:r>
     </w:p>
     <w:p>
       <w:pPr>
@@ -1382,6 +1739,23 @@
           <w:szCs w:val="24"/>
         </w:rPr>
       </w:pPr>
+      <w:r>
+        <w:rPr>
+          <w:rFonts w:ascii="Times New Roman" w:eastAsia="Calibri" w:hAnsi="Times New Roman" w:cs="Times New Roman"/>
+          <w:sz w:val="26"/>
+          <w:szCs w:val="26"/>
+          <w:lang w:val="vi-VN"/>
+        </w:rPr>
+        <w:t xml:space="preserve">Địa chỉ liên lạc: </w:t>
+      </w:r>
+      <w:r>
+        <w:rPr>
+          <w:rFonts w:ascii="Times New Roman" w:eastAsia="Times New Roman" w:hAnsi="Times New Roman" w:cs="Times New Roman"/>
+          <w:sz w:val="24"/>
+          <w:szCs w:val="24"/>
+        </w:rPr>
+        <w:t>Số 2/125 Đ Áp Đình, Xã   Hóc Môn, Thành phố Hồ Chí Minh</w:t>
+      </w:r>
     </w:p>
     <w:p>
       <w:pPr>
@@ -1768,6 +2142,42 @@
         </w:rPr>
         <w:t xml:space="preserve">, Thành phố Hồ Chí Minh, Việt Nam </w:t>
       </w:r>
+    </w:p>
+    <w:p>
+      <w:pPr>
+        <w:spacing w:before="100" w:beforeAutospacing="1" w:after="100" w:afterAutospacing="1" w:line="240" w:lineRule="auto"/>
+        <w:ind w:left="720"/>
+        <w:rPr>
+          <w:rFonts w:ascii="Times New Roman" w:eastAsia="Times New Roman" w:hAnsi="Times New Roman" w:cs="Times New Roman"/>
+          <w:b/>
+          <w:bCs/>
+          <w:sz w:val="24"/>
+          <w:szCs w:val="24"/>
+        </w:rPr>
+      </w:pPr>
+    </w:p>
+    <w:p>
+      <w:pPr>
+        <w:spacing w:before="100" w:beforeAutospacing="1" w:after="100" w:afterAutospacing="1" w:line="240" w:lineRule="auto"/>
+        <w:rPr>
+          <w:rFonts w:ascii="Times New Roman" w:eastAsia="Times New Roman" w:hAnsi="Times New Roman" w:cs="Times New Roman"/>
+          <w:sz w:val="24"/>
+          <w:szCs w:val="24"/>
+        </w:rPr>
+      </w:pPr>
+      <w:r>
+        <w:rPr>
+          <w:rFonts w:ascii="Times New Roman" w:eastAsia="Times New Roman" w:hAnsi="Times New Roman" w:cs="Times New Roman"/>
+          <w:b/>
+          <w:bCs/>
+          <w:sz w:val="24"/>
+          <w:szCs w:val="24"/>
+        </w:rPr>
+        <w:lastRenderedPageBreak/>
+        <w:t>Ngày trên văn bản: 18/03/2026</w:t>
+      </w:r>
+      <w:bookmarkStart w:id="0" w:name="_GoBack"/>
+      <w:bookmarkEnd w:id="0"/>
     </w:p>
     <w:p>
       <w:pPr>
@@ -2009,7 +2419,6 @@
           <w:rStyle w:val="lbl"/>
           <w:rFonts w:ascii="Times New Roman" w:hAnsi="Times New Roman" w:cs="Times New Roman"/>
         </w:rPr>
-        <w:lastRenderedPageBreak/>
         <w:t>Chi tiết: Sản xuất giường, tủ, bàn, ghế bằng gỗ, hàng nội thất và ngoại thất bằng gỗ</w:t>
       </w:r>
     </w:p>
@@ -2165,8 +2574,59 @@
         </w:rPr>
         <w:t>Chi tiết: Bán buôn nguyên phụ liệu ngành gỗ gia dụng: gỗ, sơn, mút xốp, bao bì , thùng carton</w:t>
       </w:r>
-      <w:bookmarkStart w:id="0" w:name="_GoBack"/>
-      <w:bookmarkEnd w:id="0"/>
+    </w:p>
+    <w:p>
+      <w:pPr>
+        <w:ind w:left="1440" w:firstLine="720"/>
+        <w:rPr>
+          <w:rStyle w:val="lbl"/>
+          <w:rFonts w:ascii="Times New Roman" w:hAnsi="Times New Roman" w:cs="Times New Roman"/>
+        </w:rPr>
+      </w:pPr>
+      <w:r>
+        <w:rPr>
+          <w:rStyle w:val="lbl"/>
+          <w:rFonts w:ascii="Times New Roman" w:hAnsi="Times New Roman" w:cs="Times New Roman"/>
+        </w:rPr>
+        <w:t>7120</w:t>
+      </w:r>
+      <w:r>
+        <w:rPr>
+          <w:rStyle w:val="lbl"/>
+          <w:rFonts w:ascii="Times New Roman" w:hAnsi="Times New Roman" w:cs="Times New Roman"/>
+        </w:rPr>
+        <w:tab/>
+      </w:r>
+      <w:r>
+        <w:rPr>
+          <w:rStyle w:val="lbl"/>
+          <w:rFonts w:ascii="Times New Roman" w:hAnsi="Times New Roman" w:cs="Times New Roman"/>
+        </w:rPr>
+        <w:t>Kiểm tra và phân tích kỹ thuật</w:t>
+      </w:r>
+    </w:p>
+    <w:p>
+      <w:pPr>
+        <w:ind w:left="1440" w:firstLine="720"/>
+        <w:rPr>
+          <w:rStyle w:val="lbl"/>
+          <w:rFonts w:ascii="Times New Roman" w:hAnsi="Times New Roman" w:cs="Times New Roman"/>
+        </w:rPr>
+      </w:pPr>
+      <w:r>
+        <w:rPr>
+          <w:rStyle w:val="lbl"/>
+          <w:rFonts w:ascii="Times New Roman" w:hAnsi="Times New Roman" w:cs="Times New Roman"/>
+        </w:rPr>
+        <w:tab/>
+      </w:r>
+      <w:r>
+        <w:rPr>
+          <w:rStyle w:val="lbl"/>
+          <w:rFonts w:ascii="Times New Roman" w:hAnsi="Times New Roman" w:cs="Times New Roman"/>
+        </w:rPr>
+        <w:t>Chi tiết: kiểm tra lý, hóa và các phân tích khác của tất cả các loại vật liệu và sản phẩm</w:t>
+      </w:r>
     </w:p>
     <w:p>
       <w:pPr>
@@ -2310,6 +2770,7 @@
           <w:rStyle w:val="lbl"/>
           <w:rFonts w:ascii="Times New Roman" w:hAnsi="Times New Roman" w:cs="Times New Roman"/>
         </w:rPr>
+        <w:lastRenderedPageBreak/>
         <w:tab/>
       </w:r>
       <w:r>
@@ -2490,7 +2951,6 @@
         <w:rPr>
           <w:rFonts w:ascii="Times New Roman" w:hAnsi="Times New Roman" w:cs="Times New Roman"/>
         </w:rPr>
-        <w:lastRenderedPageBreak/>
         <w:tab/>
       </w:r>
       <w:r>
@@ -3793,7 +4253,6 @@
     <w:name w:val="Normal (Web)"/>
     <w:basedOn w:val="Normal"/>
     <w:uiPriority w:val="99"/>
-    <w:semiHidden/>
     <w:unhideWhenUsed/>
     <w:rsid w:val="00901F06"/>
     <w:pPr>
